--- a/baseline_results.docx
+++ b/baseline_results.docx
@@ -2,857 +2,6 @@
 <file path=word/document.xml><?xml version="1.0" encoding="utf-8"?>
 <w:document xmlns:wpc="http://schemas.microsoft.com/office/word/2010/wordprocessingCanvas" xmlns:cx="http://schemas.microsoft.com/office/drawing/2014/chartex" xmlns:cx1="http://schemas.microsoft.com/office/drawing/2015/9/8/chartex" xmlns:cx2="http://schemas.microsoft.com/office/drawing/2015/10/21/chartex" xmlns:cx3="http://schemas.microsoft.com/office/drawing/2016/5/9/chartex" xmlns:cx4="http://schemas.microsoft.com/office/drawing/2016/5/10/chartex" xmlns:cx5="http://schemas.microsoft.com/office/drawing/2016/5/11/chartex" xmlns:cx6="http://schemas.microsoft.com/office/drawing/2016/5/12/chartex" xmlns:cx7="http://schemas.microsoft.com/office/drawing/2016/5/13/chartex" xmlns:cx8="http://schemas.microsoft.com/office/drawing/2016/5/14/chartex" xmlns:mc="http://schemas.openxmlformats.org/markup-compatibility/2006" xmlns:aink="http://schemas.microsoft.com/office/drawing/2016/ink" xmlns:am3d="http://schemas.microsoft.com/office/drawing/2017/model3d" xmlns:o="urn:schemas-microsoft-com:office:office" xmlns:oel="http://schemas.microsoft.com/office/2019/extlst" xmlns:r="http://schemas.openxmlformats.org/officeDocument/2006/relationships" xmlns:m="http://schemas.openxmlformats.org/officeDocument/2006/math" xmlns:v="urn:schemas-microsoft-com:vml" xmlns:wp14="http://schemas.microsoft.com/office/word/2010/wordprocessingDrawing" xmlns:wp="http://schemas.openxmlformats.org/drawingml/2006/wordprocessingDrawing" xmlns:w10="urn:schemas-microsoft-com:office:word" xmlns:w="http://schemas.openxmlformats.org/wordprocessingml/2006/main" xmlns:w14="http://schemas.microsoft.com/office/word/2010/wordml" xmlns:w15="http://schemas.microsoft.com/office/word/2012/wordml" xmlns:w16cex="http://schemas.microsoft.com/office/word/2018/wordml/cex" xmlns:w16cid="http://schemas.microsoft.com/office/word/2016/wordml/cid" xmlns:w16="http://schemas.microsoft.com/office/word/2018/wordml" xmlns:w16du="http://schemas.microsoft.com/office/word/2023/wordml/word16du" xmlns:w16sdtdh="http://schemas.microsoft.com/office/word/2020/wordml/sdtdatahash" xmlns:w16sdtfl="http://schemas.microsoft.com/office/word/2024/wordml/sdtformatlock" xmlns:w16se="http://schemas.microsoft.com/office/word/2015/wordml/symex" xmlns:wpg="http://schemas.microsoft.com/office/word/2010/wordprocessingGroup" xmlns:wpi="http://schemas.microsoft.com/office/word/2010/wordprocessingInk" xmlns:wne="http://schemas.microsoft.com/office/word/2006/wordml" xmlns:wps="http://schemas.microsoft.com/office/word/2010/wordprocessingShape" mc:Ignorable="w14 w15 w16se w16cid w16 w16cex w16sdtdh w16sdtfl w16du wp14">
   <w:body>
-    <w:tbl>
-      <w:tblPr>
-        <w:tblStyle w:val="TableGrid"/>
-        <w:tblW w:w="0" w:type="auto"/>
-        <w:tblLook w:val="04A0" w:firstRow="1" w:lastRow="0" w:firstColumn="1" w:lastColumn="0" w:noHBand="0" w:noVBand="1"/>
-      </w:tblPr>
-      <w:tblGrid>
-        <w:gridCol w:w="1641"/>
-        <w:gridCol w:w="1331"/>
-        <w:gridCol w:w="1559"/>
-        <w:gridCol w:w="1985"/>
-        <w:gridCol w:w="2500"/>
-      </w:tblGrid>
-      <w:tr>
-        <w:tc>
-          <w:tcPr>
-            <w:tcW w:w="1641" w:type="dxa"/>
-          </w:tcPr>
-          <w:p>
-            <w:pPr>
-              <w:rPr>
-                <w:b/>
-                <w:bCs/>
-              </w:rPr>
-            </w:pPr>
-            <w:r>
-              <w:rPr>
-                <w:b/>
-                <w:bCs/>
-              </w:rPr>
-              <w:t>Task</w:t>
-            </w:r>
-          </w:p>
-        </w:tc>
-        <w:tc>
-          <w:tcPr>
-            <w:tcW w:w="1331" w:type="dxa"/>
-          </w:tcPr>
-          <w:p>
-            <w:pPr>
-              <w:rPr>
-                <w:b/>
-                <w:bCs/>
-              </w:rPr>
-            </w:pPr>
-            <w:r>
-              <w:rPr>
-                <w:b/>
-                <w:bCs/>
-              </w:rPr>
-              <w:t>Classifier</w:t>
-            </w:r>
-          </w:p>
-        </w:tc>
-        <w:tc>
-          <w:tcPr>
-            <w:tcW w:w="1559" w:type="dxa"/>
-          </w:tcPr>
-          <w:p>
-            <w:pPr>
-              <w:rPr>
-                <w:b/>
-                <w:bCs/>
-              </w:rPr>
-            </w:pPr>
-            <w:r>
-              <w:rPr>
-                <w:b/>
-                <w:bCs/>
-              </w:rPr>
-              <w:t>Accuracy</w:t>
-            </w:r>
-          </w:p>
-        </w:tc>
-        <w:tc>
-          <w:tcPr>
-            <w:tcW w:w="1985" w:type="dxa"/>
-          </w:tcPr>
-          <w:p>
-            <w:pPr>
-              <w:rPr>
-                <w:b/>
-                <w:bCs/>
-              </w:rPr>
-            </w:pPr>
-            <w:r>
-              <w:rPr>
-                <w:b/>
-                <w:bCs/>
-              </w:rPr>
-              <w:t xml:space="preserve">Group </w:t>
-            </w:r>
-            <w:r>
-              <w:rPr>
-                <w:b/>
-                <w:bCs/>
-              </w:rPr>
-              <w:t>Unfairness</w:t>
-            </w:r>
-          </w:p>
-        </w:tc>
-        <w:tc>
-          <w:tcPr>
-            <w:tcW w:w="2500" w:type="dxa"/>
-          </w:tcPr>
-          <w:p>
-            <w:pPr>
-              <w:rPr>
-                <w:b/>
-                <w:bCs/>
-              </w:rPr>
-            </w:pPr>
-            <w:r>
-              <w:rPr>
-                <w:b/>
-                <w:bCs/>
-              </w:rPr>
-              <w:t>Individual Unfairness</w:t>
-            </w:r>
-          </w:p>
-        </w:tc>
-      </w:tr>
-      <w:tr>
-        <w:tc>
-          <w:tcPr>
-            <w:tcW w:w="1641" w:type="dxa"/>
-          </w:tcPr>
-          <w:p>
-            <w:r>
-              <w:t>Income</w:t>
-            </w:r>
-          </w:p>
-        </w:tc>
-        <w:tc>
-          <w:tcPr>
-            <w:tcW w:w="1331" w:type="dxa"/>
-          </w:tcPr>
-          <w:p>
-            <w:r>
-              <w:t>RF</w:t>
-            </w:r>
-          </w:p>
-        </w:tc>
-        <w:tc>
-          <w:tcPr>
-            <w:tcW w:w="1559" w:type="dxa"/>
-          </w:tcPr>
-          <w:p>
-            <w:r>
-              <w:t>0.780458</w:t>
-            </w:r>
-          </w:p>
-        </w:tc>
-        <w:tc>
-          <w:tcPr>
-            <w:tcW w:w="1985" w:type="dxa"/>
-          </w:tcPr>
-          <w:p>
-            <w:r>
-              <w:t>0.34458</w:t>
-            </w:r>
-          </w:p>
-        </w:tc>
-        <w:tc>
-          <w:tcPr>
-            <w:tcW w:w="2500" w:type="dxa"/>
-          </w:tcPr>
-          <w:p/>
-        </w:tc>
-      </w:tr>
-      <w:tr>
-        <w:tc>
-          <w:tcPr>
-            <w:tcW w:w="1641" w:type="dxa"/>
-          </w:tcPr>
-          <w:p>
-            <w:r>
-              <w:t>Income</w:t>
-            </w:r>
-          </w:p>
-        </w:tc>
-        <w:tc>
-          <w:tcPr>
-            <w:tcW w:w="1331" w:type="dxa"/>
-          </w:tcPr>
-          <w:p>
-            <w:r>
-              <w:t>XGB</w:t>
-            </w:r>
-          </w:p>
-        </w:tc>
-        <w:tc>
-          <w:tcPr>
-            <w:tcW w:w="1559" w:type="dxa"/>
-          </w:tcPr>
-          <w:p>
-            <w:r>
-              <w:t>0.7920</w:t>
-            </w:r>
-          </w:p>
-        </w:tc>
-        <w:tc>
-          <w:tcPr>
-            <w:tcW w:w="1985" w:type="dxa"/>
-          </w:tcPr>
-          <w:p>
-            <w:r>
-              <w:t>0.3706</w:t>
-            </w:r>
-          </w:p>
-        </w:tc>
-        <w:tc>
-          <w:tcPr>
-            <w:tcW w:w="2500" w:type="dxa"/>
-          </w:tcPr>
-          <w:p/>
-        </w:tc>
-      </w:tr>
-      <w:tr>
-        <w:tc>
-          <w:tcPr>
-            <w:tcW w:w="1641" w:type="dxa"/>
-          </w:tcPr>
-          <w:p>
-            <w:r>
-              <w:t>Income</w:t>
-            </w:r>
-          </w:p>
-        </w:tc>
-        <w:tc>
-          <w:tcPr>
-            <w:tcW w:w="1331" w:type="dxa"/>
-          </w:tcPr>
-          <w:p>
-            <w:r>
-              <w:t>NN</w:t>
-            </w:r>
-          </w:p>
-        </w:tc>
-        <w:tc>
-          <w:tcPr>
-            <w:tcW w:w="1559" w:type="dxa"/>
-          </w:tcPr>
-          <w:p>
-            <w:r>
-              <w:t>0.7948</w:t>
-            </w:r>
-          </w:p>
-        </w:tc>
-        <w:tc>
-          <w:tcPr>
-            <w:tcW w:w="1985" w:type="dxa"/>
-          </w:tcPr>
-          <w:p>
-            <w:r>
-              <w:t>0.383</w:t>
-            </w:r>
-          </w:p>
-        </w:tc>
-        <w:tc>
-          <w:tcPr>
-            <w:tcW w:w="2500" w:type="dxa"/>
-          </w:tcPr>
-          <w:p/>
-        </w:tc>
-      </w:tr>
-      <w:tr>
-        <w:tc>
-          <w:tcPr>
-            <w:tcW w:w="1641" w:type="dxa"/>
-          </w:tcPr>
-          <w:p>
-            <w:proofErr w:type="spellStart"/>
-            <w:r>
-              <w:t>Oulad</w:t>
-            </w:r>
-            <w:proofErr w:type="spellEnd"/>
-          </w:p>
-        </w:tc>
-        <w:tc>
-          <w:tcPr>
-            <w:tcW w:w="1331" w:type="dxa"/>
-          </w:tcPr>
-          <w:p>
-            <w:r>
-              <w:t>RF</w:t>
-            </w:r>
-          </w:p>
-        </w:tc>
-        <w:tc>
-          <w:tcPr>
-            <w:tcW w:w="1559" w:type="dxa"/>
-          </w:tcPr>
-          <w:p>
-            <w:r>
-              <w:t>0.6769</w:t>
-            </w:r>
-          </w:p>
-        </w:tc>
-        <w:tc>
-          <w:tcPr>
-            <w:tcW w:w="1985" w:type="dxa"/>
-          </w:tcPr>
-          <w:p>
-            <w:r>
-              <w:t>0.1282</w:t>
-            </w:r>
-          </w:p>
-        </w:tc>
-        <w:tc>
-          <w:tcPr>
-            <w:tcW w:w="2500" w:type="dxa"/>
-          </w:tcPr>
-          <w:p/>
-        </w:tc>
-      </w:tr>
-      <w:tr>
-        <w:tc>
-          <w:tcPr>
-            <w:tcW w:w="1641" w:type="dxa"/>
-          </w:tcPr>
-          <w:p>
-            <w:proofErr w:type="spellStart"/>
-            <w:r>
-              <w:t>Oulad</w:t>
-            </w:r>
-            <w:proofErr w:type="spellEnd"/>
-          </w:p>
-        </w:tc>
-        <w:tc>
-          <w:tcPr>
-            <w:tcW w:w="1331" w:type="dxa"/>
-          </w:tcPr>
-          <w:p>
-            <w:r>
-              <w:t>XGB</w:t>
-            </w:r>
-          </w:p>
-        </w:tc>
-        <w:tc>
-          <w:tcPr>
-            <w:tcW w:w="1559" w:type="dxa"/>
-          </w:tcPr>
-          <w:p>
-            <w:r>
-              <w:t>0.6702</w:t>
-            </w:r>
-          </w:p>
-        </w:tc>
-        <w:tc>
-          <w:tcPr>
-            <w:tcW w:w="1985" w:type="dxa"/>
-          </w:tcPr>
-          <w:p>
-            <w:r>
-              <w:t>0.1321</w:t>
-            </w:r>
-          </w:p>
-        </w:tc>
-        <w:tc>
-          <w:tcPr>
-            <w:tcW w:w="2500" w:type="dxa"/>
-          </w:tcPr>
-          <w:p/>
-        </w:tc>
-      </w:tr>
-      <w:tr>
-        <w:tc>
-          <w:tcPr>
-            <w:tcW w:w="1641" w:type="dxa"/>
-          </w:tcPr>
-          <w:p>
-            <w:proofErr w:type="spellStart"/>
-            <w:r>
-              <w:t>Oulad</w:t>
-            </w:r>
-            <w:proofErr w:type="spellEnd"/>
-          </w:p>
-        </w:tc>
-        <w:tc>
-          <w:tcPr>
-            <w:tcW w:w="1331" w:type="dxa"/>
-          </w:tcPr>
-          <w:p>
-            <w:r>
-              <w:t>NN</w:t>
-            </w:r>
-          </w:p>
-        </w:tc>
-        <w:tc>
-          <w:tcPr>
-            <w:tcW w:w="1559" w:type="dxa"/>
-          </w:tcPr>
-          <w:p>
-            <w:r>
-              <w:t>0.6776</w:t>
-            </w:r>
-          </w:p>
-        </w:tc>
-        <w:tc>
-          <w:tcPr>
-            <w:tcW w:w="1985" w:type="dxa"/>
-          </w:tcPr>
-          <w:p>
-            <w:r>
-              <w:t>0.0961</w:t>
-            </w:r>
-          </w:p>
-        </w:tc>
-        <w:tc>
-          <w:tcPr>
-            <w:tcW w:w="2500" w:type="dxa"/>
-          </w:tcPr>
-          <w:p/>
-        </w:tc>
-      </w:tr>
-      <w:tr>
-        <w:tc>
-          <w:tcPr>
-            <w:tcW w:w="1641" w:type="dxa"/>
-          </w:tcPr>
-          <w:p>
-            <w:r>
-              <w:t>Mortgage</w:t>
-            </w:r>
-          </w:p>
-        </w:tc>
-        <w:tc>
-          <w:tcPr>
-            <w:tcW w:w="1331" w:type="dxa"/>
-          </w:tcPr>
-          <w:p>
-            <w:r>
-              <w:t>RF</w:t>
-            </w:r>
-          </w:p>
-        </w:tc>
-        <w:tc>
-          <w:tcPr>
-            <w:tcW w:w="1559" w:type="dxa"/>
-          </w:tcPr>
-          <w:p>
-            <w:r>
-              <w:t>0.7746</w:t>
-            </w:r>
-          </w:p>
-        </w:tc>
-        <w:tc>
-          <w:tcPr>
-            <w:tcW w:w="1985" w:type="dxa"/>
-          </w:tcPr>
-          <w:p>
-            <w:r>
-              <w:t>0.1004</w:t>
-            </w:r>
-          </w:p>
-        </w:tc>
-        <w:tc>
-          <w:tcPr>
-            <w:tcW w:w="2500" w:type="dxa"/>
-          </w:tcPr>
-          <w:p/>
-        </w:tc>
-      </w:tr>
-      <w:tr>
-        <w:tc>
-          <w:tcPr>
-            <w:tcW w:w="1641" w:type="dxa"/>
-          </w:tcPr>
-          <w:p>
-            <w:r>
-              <w:t>Mortgage</w:t>
-            </w:r>
-          </w:p>
-        </w:tc>
-        <w:tc>
-          <w:tcPr>
-            <w:tcW w:w="1331" w:type="dxa"/>
-          </w:tcPr>
-          <w:p>
-            <w:r>
-              <w:t>XGB</w:t>
-            </w:r>
-          </w:p>
-        </w:tc>
-        <w:tc>
-          <w:tcPr>
-            <w:tcW w:w="1559" w:type="dxa"/>
-          </w:tcPr>
-          <w:p>
-            <w:r>
-              <w:t>0.7867</w:t>
-            </w:r>
-          </w:p>
-        </w:tc>
-        <w:tc>
-          <w:tcPr>
-            <w:tcW w:w="1985" w:type="dxa"/>
-          </w:tcPr>
-          <w:p>
-            <w:r>
-              <w:t>0.0712</w:t>
-            </w:r>
-          </w:p>
-        </w:tc>
-        <w:tc>
-          <w:tcPr>
-            <w:tcW w:w="2500" w:type="dxa"/>
-          </w:tcPr>
-          <w:p/>
-        </w:tc>
-      </w:tr>
-      <w:tr>
-        <w:tc>
-          <w:tcPr>
-            <w:tcW w:w="1641" w:type="dxa"/>
-          </w:tcPr>
-          <w:p>
-            <w:r>
-              <w:t>Mortgage</w:t>
-            </w:r>
-          </w:p>
-        </w:tc>
-        <w:tc>
-          <w:tcPr>
-            <w:tcW w:w="1331" w:type="dxa"/>
-          </w:tcPr>
-          <w:p>
-            <w:r>
-              <w:t>NN</w:t>
-            </w:r>
-          </w:p>
-        </w:tc>
-        <w:tc>
-          <w:tcPr>
-            <w:tcW w:w="1559" w:type="dxa"/>
-          </w:tcPr>
-          <w:p>
-            <w:r>
-              <w:t>0.78873</w:t>
-            </w:r>
-          </w:p>
-        </w:tc>
-        <w:tc>
-          <w:tcPr>
-            <w:tcW w:w="1985" w:type="dxa"/>
-          </w:tcPr>
-          <w:p>
-            <w:r>
-              <w:t>0.0511</w:t>
-            </w:r>
-          </w:p>
-        </w:tc>
-        <w:tc>
-          <w:tcPr>
-            <w:tcW w:w="2500" w:type="dxa"/>
-          </w:tcPr>
-          <w:p/>
-        </w:tc>
-      </w:tr>
-      <w:tr>
-        <w:tc>
-          <w:tcPr>
-            <w:tcW w:w="1641" w:type="dxa"/>
-          </w:tcPr>
-          <w:p>
-            <w:r>
-              <w:t>Recidivism</w:t>
-            </w:r>
-          </w:p>
-        </w:tc>
-        <w:tc>
-          <w:tcPr>
-            <w:tcW w:w="1331" w:type="dxa"/>
-          </w:tcPr>
-          <w:p>
-            <w:r>
-              <w:t>RF</w:t>
-            </w:r>
-          </w:p>
-        </w:tc>
-        <w:tc>
-          <w:tcPr>
-            <w:tcW w:w="1559" w:type="dxa"/>
-          </w:tcPr>
-          <w:p>
-            <w:r>
-              <w:t>0.6215</w:t>
-            </w:r>
-          </w:p>
-        </w:tc>
-        <w:tc>
-          <w:tcPr>
-            <w:tcW w:w="1985" w:type="dxa"/>
-          </w:tcPr>
-          <w:p>
-            <w:r>
-              <w:t>0.1665</w:t>
-            </w:r>
-          </w:p>
-        </w:tc>
-        <w:tc>
-          <w:tcPr>
-            <w:tcW w:w="2500" w:type="dxa"/>
-          </w:tcPr>
-          <w:p/>
-        </w:tc>
-      </w:tr>
-      <w:tr>
-        <w:tc>
-          <w:tcPr>
-            <w:tcW w:w="1641" w:type="dxa"/>
-          </w:tcPr>
-          <w:p>
-            <w:r>
-              <w:t>Recidivism</w:t>
-            </w:r>
-          </w:p>
-        </w:tc>
-        <w:tc>
-          <w:tcPr>
-            <w:tcW w:w="1331" w:type="dxa"/>
-          </w:tcPr>
-          <w:p>
-            <w:r>
-              <w:t>XGB</w:t>
-            </w:r>
-          </w:p>
-        </w:tc>
-        <w:tc>
-          <w:tcPr>
-            <w:tcW w:w="1559" w:type="dxa"/>
-          </w:tcPr>
-          <w:p>
-            <w:r>
-              <w:t>0.6232</w:t>
-            </w:r>
-          </w:p>
-        </w:tc>
-        <w:tc>
-          <w:tcPr>
-            <w:tcW w:w="1985" w:type="dxa"/>
-          </w:tcPr>
-          <w:p>
-            <w:r>
-              <w:t>0.1639</w:t>
-            </w:r>
-          </w:p>
-        </w:tc>
-        <w:tc>
-          <w:tcPr>
-            <w:tcW w:w="2500" w:type="dxa"/>
-          </w:tcPr>
-          <w:p/>
-        </w:tc>
-      </w:tr>
-      <w:tr>
-        <w:tc>
-          <w:tcPr>
-            <w:tcW w:w="1641" w:type="dxa"/>
-          </w:tcPr>
-          <w:p>
-            <w:r>
-              <w:t>Recidivism</w:t>
-            </w:r>
-          </w:p>
-        </w:tc>
-        <w:tc>
-          <w:tcPr>
-            <w:tcW w:w="1331" w:type="dxa"/>
-          </w:tcPr>
-          <w:p>
-            <w:r>
-              <w:t>NN</w:t>
-            </w:r>
-          </w:p>
-        </w:tc>
-        <w:tc>
-          <w:tcPr>
-            <w:tcW w:w="1559" w:type="dxa"/>
-          </w:tcPr>
-          <w:p>
-            <w:r>
-              <w:t>0.6289</w:t>
-            </w:r>
-          </w:p>
-        </w:tc>
-        <w:tc>
-          <w:tcPr>
-            <w:tcW w:w="1985" w:type="dxa"/>
-          </w:tcPr>
-          <w:p>
-            <w:r>
-              <w:t>0.12613</w:t>
-            </w:r>
-          </w:p>
-        </w:tc>
-        <w:tc>
-          <w:tcPr>
-            <w:tcW w:w="2500" w:type="dxa"/>
-          </w:tcPr>
-          <w:p/>
-        </w:tc>
-      </w:tr>
-      <w:tr>
-        <w:tc>
-          <w:tcPr>
-            <w:tcW w:w="1641" w:type="dxa"/>
-          </w:tcPr>
-          <w:p>
-            <w:r>
-              <w:t>Census</w:t>
-            </w:r>
-          </w:p>
-        </w:tc>
-        <w:tc>
-          <w:tcPr>
-            <w:tcW w:w="1331" w:type="dxa"/>
-          </w:tcPr>
-          <w:p>
-            <w:r>
-              <w:t>RF</w:t>
-            </w:r>
-          </w:p>
-        </w:tc>
-        <w:tc>
-          <w:tcPr>
-            <w:tcW w:w="1559" w:type="dxa"/>
-          </w:tcPr>
-          <w:p>
-            <w:r>
-              <w:t>0.80244</w:t>
-            </w:r>
-          </w:p>
-        </w:tc>
-        <w:tc>
-          <w:tcPr>
-            <w:tcW w:w="1985" w:type="dxa"/>
-          </w:tcPr>
-          <w:p>
-            <w:r>
-              <w:t>0.3708</w:t>
-            </w:r>
-          </w:p>
-        </w:tc>
-        <w:tc>
-          <w:tcPr>
-            <w:tcW w:w="2500" w:type="dxa"/>
-          </w:tcPr>
-          <w:p/>
-        </w:tc>
-      </w:tr>
-      <w:tr>
-        <w:tc>
-          <w:tcPr>
-            <w:tcW w:w="1641" w:type="dxa"/>
-          </w:tcPr>
-          <w:p>
-            <w:r>
-              <w:t>Census</w:t>
-            </w:r>
-          </w:p>
-        </w:tc>
-        <w:tc>
-          <w:tcPr>
-            <w:tcW w:w="1331" w:type="dxa"/>
-          </w:tcPr>
-          <w:p>
-            <w:r>
-              <w:t>XGB</w:t>
-            </w:r>
-          </w:p>
-        </w:tc>
-        <w:tc>
-          <w:tcPr>
-            <w:tcW w:w="1559" w:type="dxa"/>
-          </w:tcPr>
-          <w:p>
-            <w:r>
-              <w:t>0.8021</w:t>
-            </w:r>
-          </w:p>
-        </w:tc>
-        <w:tc>
-          <w:tcPr>
-            <w:tcW w:w="1985" w:type="dxa"/>
-          </w:tcPr>
-          <w:p>
-            <w:r>
-              <w:t>0.3608</w:t>
-            </w:r>
-          </w:p>
-        </w:tc>
-        <w:tc>
-          <w:tcPr>
-            <w:tcW w:w="2500" w:type="dxa"/>
-          </w:tcPr>
-          <w:p/>
-        </w:tc>
-      </w:tr>
-      <w:tr>
-        <w:tc>
-          <w:tcPr>
-            <w:tcW w:w="1641" w:type="dxa"/>
-          </w:tcPr>
-          <w:p>
-            <w:r>
-              <w:t>Census</w:t>
-            </w:r>
-          </w:p>
-        </w:tc>
-        <w:tc>
-          <w:tcPr>
-            <w:tcW w:w="1331" w:type="dxa"/>
-          </w:tcPr>
-          <w:p>
-            <w:r>
-              <w:t>NN</w:t>
-            </w:r>
-          </w:p>
-        </w:tc>
-        <w:tc>
-          <w:tcPr>
-            <w:tcW w:w="1559" w:type="dxa"/>
-          </w:tcPr>
-          <w:p>
-            <w:r>
-              <w:t>0.8009</w:t>
-            </w:r>
-          </w:p>
-        </w:tc>
-        <w:tc>
-          <w:tcPr>
-            <w:tcW w:w="1985" w:type="dxa"/>
-          </w:tcPr>
-          <w:p>
-            <w:r>
-              <w:t>0.4769</w:t>
-            </w:r>
-          </w:p>
-        </w:tc>
-        <w:tc>
-          <w:tcPr>
-            <w:tcW w:w="2500" w:type="dxa"/>
-          </w:tcPr>
-          <w:p/>
-        </w:tc>
-      </w:tr>
-    </w:tbl>
-    <w:p/>
-    <w:p/>
     <w:p/>
     <w:p/>
     <w:tbl>
